--- a/Electrical/Level 2 - 2365/14 - lessonFourteen (Conduit Calculations)/WriteUp/14 - lesson fourteen.docx
+++ b/Electrical/Level 2 - 2365/14 - lessonFourteen (Conduit Calculations)/WriteUp/14 - lesson fourteen.docx
@@ -17,7 +17,7 @@
     </w:p>
     <w:sdt>
       <w:sdtPr>
-        <w:id w:val="-1972652812"/>
+        <w:id w:val="440455231"/>
         <w:docPartObj>
           <w:docPartGallery w:val="Table of Contents"/>
           <w:docPartUnique w:val="1"/>
@@ -28,7 +28,7 @@
           <w:pPr>
             <w:widowControl w:val="0"/>
             <w:tabs>
-              <w:tab w:val="right" w:leader="dot" w:pos="9025.511811023624"/>
+              <w:tab w:val="right" w:leader="none" w:pos="9025.511811023624"/>
             </w:tabs>
             <w:spacing w:before="60" w:line="240" w:lineRule="auto"/>
             <w:rPr>
@@ -42,7 +42,7 @@
             <w:instrText xml:space="preserve"> TOC \h \u \z \t "Heading 1,1,Heading 2,2,Heading 3,3,Heading 4,4,Heading 5,5,Heading 6,6,"</w:instrText>
             <w:fldChar w:fldCharType="separate"/>
           </w:r>
-          <w:hyperlink w:anchor="_cqjqc0cunfo7">
+          <w:hyperlink w:anchor="_iu5hxsrpvmes">
             <w:r>
               <w:rPr>
                 <w:b w:val="1"/>
@@ -56,7 +56,7 @@
           </w:hyperlink>
           <w:r>
             <w:fldChar w:fldCharType="begin"/>
-            <w:instrText xml:space="preserve"> PAGEREF _cqjqc0cunfo7 \h </w:instrText>
+            <w:instrText xml:space="preserve"> PAGEREF _iu5hxsrpvmes \h </w:instrText>
             <w:fldChar w:fldCharType="separate"/>
           </w:r>
           <w:r>
@@ -722,7 +722,7 @@
         <w:pStyle w:val="Heading1"/>
         <w:rPr/>
       </w:pPr>
-      <w:bookmarkStart w:colFirst="0" w:colLast="0" w:name="_28sc19wu0e4d" w:id="0"/>
+      <w:bookmarkStart w:colFirst="0" w:colLast="0" w:name="_i60bea7w7a0n" w:id="0"/>
       <w:bookmarkEnd w:id="0"/>
       <w:r>
         <w:rPr>
@@ -832,7 +832,7 @@
         <w:pStyle w:val="Heading1"/>
         <w:rPr/>
       </w:pPr>
-      <w:bookmarkStart w:colFirst="0" w:colLast="0" w:name="_48i9h7x7pkhc" w:id="1"/>
+      <w:bookmarkStart w:colFirst="0" w:colLast="0" w:name="_ao2ao8wk362w" w:id="1"/>
       <w:bookmarkEnd w:id="1"/>
       <w:r>
         <w:rPr>
@@ -845,7 +845,7 @@
         <w:pStyle w:val="Heading1"/>
         <w:rPr/>
       </w:pPr>
-      <w:bookmarkStart w:colFirst="0" w:colLast="0" w:name="_ayyrutev67s" w:id="2"/>
+      <w:bookmarkStart w:colFirst="0" w:colLast="0" w:name="_nap4umn9g6gt" w:id="2"/>
       <w:bookmarkEnd w:id="2"/>
       <w:r>
         <w:rPr>
@@ -858,7 +858,7 @@
         <w:pStyle w:val="Heading1"/>
         <w:rPr/>
       </w:pPr>
-      <w:bookmarkStart w:colFirst="0" w:colLast="0" w:name="_cqjqc0cunfo7" w:id="3"/>
+      <w:bookmarkStart w:colFirst="0" w:colLast="0" w:name="_iu5hxsrpvmes" w:id="3"/>
       <w:bookmarkEnd w:id="3"/>
       <w:r>
         <w:rPr>
@@ -913,11 +913,6 @@
         </w:rPr>
         <w:t xml:space="preserve">2 of solid core 1.5mm2</w:t>
       </w:r>
-      <w:r>
-        <w:rPr>
-          <w:rtl w:val="0"/>
-        </w:rPr>
-      </w:r>
     </w:p>
     <w:p>
       <w:pPr>
@@ -934,11 +929,6 @@
         </w:rPr>
         <w:t xml:space="preserve">4 of solid core 2.5mm2</w:t>
       </w:r>
-      <w:r>
-        <w:rPr>
-          <w:rtl w:val="0"/>
-        </w:rPr>
-      </w:r>
     </w:p>
     <w:p>
       <w:pPr>
@@ -955,11 +945,6 @@
         </w:rPr>
         <w:t xml:space="preserve">4 of stranded 4mm2</w:t>
       </w:r>
-      <w:r>
-        <w:rPr>
-          <w:rtl w:val="0"/>
-        </w:rPr>
-      </w:r>
     </w:p>
     <w:p>
       <w:pPr>
@@ -1038,11 +1023,6 @@
         </w:rPr>
         <w:t xml:space="preserve">The wires core. Which means the copper wires inside of the insulation can be solid or grouped together as strands. Stranded wires provide greater flexibility than solid ones. </w:t>
       </w:r>
-      <w:r>
-        <w:rPr>
-          <w:rtl w:val="0"/>
-        </w:rPr>
-      </w:r>
     </w:p>
     <w:p>
       <w:pPr>
@@ -1087,11 +1067,6 @@
         </w:rPr>
         <w:t xml:space="preserve">. </w:t>
       </w:r>
-      <w:r>
-        <w:rPr>
-          <w:rtl w:val="0"/>
-        </w:rPr>
-      </w:r>
     </w:p>
     <w:p>
       <w:pPr>
@@ -1107,11 +1082,6 @@
           <w:rtl w:val="0"/>
         </w:rPr>
         <w:t xml:space="preserve">For cable factors in short straight runs use table E1.</w:t>
-      </w:r>
-      <w:r>
-        <w:rPr>
-          <w:rtl w:val="0"/>
-        </w:rPr>
       </w:r>
     </w:p>
     <w:p>
@@ -2489,12 +2459,6 @@
     </w:pPr>
     <w:r>
       <w:rPr>
-        <w:rtl w:val="0"/>
-      </w:rPr>
-      <w:t xml:space="preserve">IWA lesson date: </w:t>
-    </w:r>
-    <w:r>
-      <w:rPr>
         <w:b w:val="1"/>
         <w:rtl w:val="0"/>
       </w:rPr>
@@ -2762,11 +2726,19 @@
       </w:pPr>
     </w:pPrDefault>
   </w:docDefaults>
+  <w:style w:type="table" w:styleId="TableNormal" w:default="1">
+    <w:name w:val="TableNormal"/>
+    <w:tblPr>
+      <w:tblCellMar>
+        <w:top w:w="100.0" w:type="dxa"/>
+        <w:left w:w="100.0" w:type="dxa"/>
+        <w:bottom w:w="100.0" w:type="dxa"/>
+        <w:right w:w="100.0" w:type="dxa"/>
+      </w:tblCellMar>
+    </w:tblPr>
+  </w:style>
   <w:style w:type="paragraph" w:styleId="Normal" w:default="1">
     <w:name w:val="normal"/>
-  </w:style>
-  <w:style w:type="table" w:styleId="TableNormal" w:default="1">
-    <w:name w:val="TableNormal"/>
   </w:style>
   <w:style w:type="paragraph" w:styleId="Heading1">
     <w:name w:val="heading 1"/>
@@ -2903,12 +2875,6 @@
     <w:tblPr>
       <w:tblStyleRowBandSize w:val="1"/>
       <w:tblStyleColBandSize w:val="1"/>
-      <w:tblCellMar>
-        <w:top w:w="100.0" w:type="dxa"/>
-        <w:left w:w="100.0" w:type="dxa"/>
-        <w:bottom w:w="100.0" w:type="dxa"/>
-        <w:right w:w="100.0" w:type="dxa"/>
-      </w:tblCellMar>
     </w:tblPr>
   </w:style>
 </w:styles>
